--- a/sources/veille/imac/2026-09-06_veille_imac.docx
+++ b/sources/veille/imac/2026-09-06_veille_imac.docx
@@ -68,7 +68,7 @@
           <w:sz w:val="22"/>
           <w:szCs w:val="22"/>
         </w:rPr>
-        <w:t xml:space="preserve">Sources exploitées : 5/9 ✅ (consomac.fr · macrumors.com × 2 · macg.co · ldlc.com × 2 · apple.com/refurb). Sources inaccessibles ou sans données lisibles : apple.com/shop/buy-mac (JS) · darty.com (403) · fnac.com (403).</w:t>
+        <w:t xml:space="preserve">Sources exploitées : 9/14 ✅ (consomac.fr × 2 · macrumors.com × 2 · macg.co · 9to5mac.com · apple.com/refurb · ldlc.com × 2). Sources inaccessibles ou sans données lisibles, cinq : apple.com/shop/buy-mac (JS) · darty.com (403) · fnac.com (403) · amazon.fr (500) · lenovo.com (403). (corrigé le 12/09/2026 — voir le journal des corrections)</w:t>
       </w:r>
     </w:p>
     <w:p>
@@ -4241,6 +4241,52 @@
           <w:szCs w:val="22"/>
         </w:rPr>
         <w:t xml:space="preserve">🔍 consomac.fr — vérifier si de nouvelles promos iMac M4 apparaissent suite à l'approche du M6</w:t>
+      </w:r>
+    </w:p>
+    <w:p>
+      <w:pPr>
+        <w:spacing w:after="120" w:before="320"/>
+      </w:pPr>
+      <w:r>
+        <w:rPr>
+          <w:rFonts w:ascii="Calibri" w:cs="Calibri" w:eastAsia="Calibri" w:hAnsi="Calibri"/>
+          <w:b/>
+          <w:bCs/>
+          <w:color w:val="1B3A6B"/>
+          <w:sz w:val="28"/>
+          <w:szCs w:val="28"/>
+        </w:rPr>
+        <w:t xml:space="preserve">📝 Journal des corrections — 12 septembre 2026</w:t>
+      </w:r>
+    </w:p>
+    <w:p>
+      <w:pPr>
+        <w:spacing w:after="80"/>
+      </w:pPr>
+      <w:r>
+        <w:rPr>
+          <w:rFonts w:ascii="Calibri" w:cs="Calibri" w:eastAsia="Calibri" w:hAnsi="Calibri"/>
+          <w:b/>
+          <w:bCs/>
+          <w:color w:val="1F2937"/>
+          <w:sz w:val="22"/>
+          <w:szCs w:val="22"/>
+        </w:rPr>
+        <w:t xml:space="preserve">Décompte des sources corrigé le 12/09/2026, au cours d'un contrôle des 85 veilles du dépôt (outils/scripts/controle_decompte.py). Le contenu de la note est inchangé ; seuls les nombres annoncés ont été alignés sur la liste des sources qu'elle contient. Formulation d'origine conservée ici.</w:t>
+      </w:r>
+    </w:p>
+    <w:p>
+      <w:pPr>
+        <w:spacing w:after="80"/>
+      </w:pPr>
+      <w:r>
+        <w:rPr>
+          <w:rFonts w:ascii="Calibri" w:cs="Calibri" w:eastAsia="Calibri" w:hAnsi="Calibri"/>
+          <w:color w:val="1F2937"/>
+          <w:sz w:val="22"/>
+          <w:szCs w:val="22"/>
+        </w:rPr>
+        <w:t xml:space="preserve">Version initiale : « Sources exploitées : 5/9 ✅ (consomac.fr · macrumors.com × 2 · macg.co · ldlc.com × 2 · apple.com/refurb). Sources inaccessibles ou sans données lisibles : apple.com/shop/buy-mac (JS) · darty.com (403) · fnac.com (403). » — sept domaines énumérés pour « 5 », alors que la rubrique Sources du jour liste neuf ✅ (Consomac × 2, MacRumors × 2, MacGeneration, 9to5Mac, Apple reconditionné, LDLC × 2) et cinq ⛔ (Apple, Darty, Fnac, Amazon, Lenovo) — 9to5mac.com, amazon.fr et lenovo.com manquaient à l'en-tête. Le test de décompte écrit la veille de ce contrôle avait déclaré cette note cohérente : il lisait le « 9 » de « 5/9 » et le trouvait égal aux neuf ✅ de la liste. Le défaut du test est corrigé le même jour.</w:t>
       </w:r>
     </w:p>
     <w:p>

--- a/sources/veille/imac/2026-09-06_veille_imac.docx
+++ b/sources/veille/imac/2026-09-06_veille_imac.docx
@@ -68,7 +68,32 @@
           <w:sz w:val="22"/>
           <w:szCs w:val="22"/>
         </w:rPr>
-        <w:t xml:space="preserve">Sources exploitées : 9/14 ✅ (consomac.fr × 2 · macrumors.com × 2 · macg.co · 9to5mac.com · apple.com/refurb · ldlc.com × 2). Sources inaccessibles ou sans données lisibles, cinq : apple.com/shop/buy-mac (JS) · darty.com (403) · fnac.com (403) · amazon.fr (500) · lenovo.com (403). (corrigé le 12/09/2026 — voir le journal des corrections)</w:t>
+        <w:t xml:space="preserve">Sources exploitées : 9/14 ✅ (consomac.fr × 2 · macrumors.com × 2 · macg.co · 9to5mac.com · apple.com/refurb · ldlc.com × 2). Sources inaccessibles ou sans données lisibles, cinq : </w:t>
+      </w:r>
+      <w:hyperlink w:history="1" r:id="rIdcorr1_67378">
+        <w:r>
+          <w:rPr>
+            <w:rFonts w:ascii="Calibri" w:cs="Calibri" w:eastAsia="Calibri" w:hAnsi="Calibri"/>
+            <w:color w:val="1155CC"/>
+            <w:sz w:val="22"/>
+            <w:szCs w:val="22"/>
+            <w:u w:val="single"/>
+          </w:rPr>
+          <w:t xml:space="preserve">apple.com/shop/buy-mac</w:t>
+        </w:r>
+      </w:hyperlink>
+      <w:r>
+        <w:rPr>
+          <w:rFonts w:ascii="Calibri" w:cs="Calibri" w:eastAsia="Calibri" w:hAnsi="Calibri"/>
+          <w:b w:val="false"/>
+          <w:bCs w:val="false"/>
+          <w:i/>
+          <w:iCs/>
+          <w:color w:val="1F2937"/>
+          <w:sz w:val="22"/>
+          <w:szCs w:val="22"/>
+        </w:rPr>
+        <w:t xml:space="preserve"> (JS) · darty.com (403) · fnac.com (403) · amazon.fr (500) · lenovo.com (403). (corrigé le 12/09/2026 — voir le journal des corrections)</w:t>
       </w:r>
     </w:p>
     <w:p>
@@ -4035,7 +4060,30 @@
           <w:sz w:val="22"/>
           <w:szCs w:val="22"/>
         </w:rPr>
-        <w:t xml:space="preserve">⛔ apple.com/fr/shop/buy-mac/imac — Rendu JavaScript : prix non lisibles</w:t>
+        <w:t xml:space="preserve">⛔ </w:t>
+      </w:r>
+      <w:hyperlink w:history="1" r:id="rIdcorr0_67378">
+        <w:r>
+          <w:rPr>
+            <w:rFonts w:ascii="Calibri" w:cs="Calibri" w:eastAsia="Calibri" w:hAnsi="Calibri"/>
+            <w:color w:val="1155CC"/>
+            <w:sz w:val="22"/>
+            <w:szCs w:val="22"/>
+            <w:u w:val="single"/>
+          </w:rPr>
+          <w:t xml:space="preserve">apple.com/fr/shop/buy-mac/imac</w:t>
+        </w:r>
+      </w:hyperlink>
+      <w:r>
+        <w:rPr>
+          <w:rFonts w:ascii="Calibri" w:cs="Calibri" w:eastAsia="Calibri" w:hAnsi="Calibri"/>
+          <w:b w:val="false"/>
+          <w:bCs w:val="false"/>
+          <w:color w:val="1F2937"/>
+          <w:sz w:val="22"/>
+          <w:szCs w:val="22"/>
+        </w:rPr>
+        <w:t xml:space="preserve"> — Rendu JavaScript : prix non lisibles</w:t>
       </w:r>
     </w:p>
     <w:p>
@@ -4119,7 +4167,30 @@
           <w:sz w:val="22"/>
           <w:szCs w:val="22"/>
         </w:rPr>
-        <w:t xml:space="preserve">⛔ lenovo.com/fr (IdeaCentre AIO 5i) — HTTP 403</w:t>
+        <w:t xml:space="preserve">⛔ </w:t>
+      </w:r>
+      <w:hyperlink w:history="1" r:id="rIdcorr2_908466">
+        <w:r>
+          <w:rPr>
+            <w:rFonts w:ascii="Calibri" w:cs="Calibri" w:eastAsia="Calibri" w:hAnsi="Calibri"/>
+            <w:color w:val="1155CC"/>
+            <w:sz w:val="22"/>
+            <w:szCs w:val="22"/>
+            <w:u w:val="single"/>
+          </w:rPr>
+          <w:t xml:space="preserve">lenovo.com/fr</w:t>
+        </w:r>
+      </w:hyperlink>
+      <w:r>
+        <w:rPr>
+          <w:rFonts w:ascii="Calibri" w:cs="Calibri" w:eastAsia="Calibri" w:hAnsi="Calibri"/>
+          <w:b w:val="false"/>
+          <w:bCs w:val="false"/>
+          <w:color w:val="1F2937"/>
+          <w:sz w:val="22"/>
+          <w:szCs w:val="22"/>
+        </w:rPr>
+        <w:t xml:space="preserve"> (IdeaCentre AIO 5i) — HTTP 403</w:t>
       </w:r>
     </w:p>
     <w:p>
@@ -4305,6 +4376,20 @@
           <w:szCs w:val="22"/>
         </w:rPr>
         <w:t xml:space="preserve">⚠️ Affirmations non sourcées ou non vérifiées directement : (1) Prix Apple Store des configs CTO (24Go et 32Go) — non lus, JS non exécuté. (2) Luminosité et résolution exactes des écrans HP et MSI — non lus directement sur les fiches constructeur. (3) Date M6 : estimation Gurman/MacRumors — pas d'annonce officielle Apple à ce jour.</w:t>
+      </w:r>
+    </w:p>
+    <w:p>
+      <w:pPr>
+        <w:spacing w:after="80"/>
+      </w:pPr>
+      <w:r>
+        <w:rPr>
+          <w:rFonts w:ascii="Calibri" w:cs="Calibri" w:eastAsia="Calibri" w:hAnsi="Calibri"/>
+          <w:color w:val="1F2937"/>
+          <w:sz w:val="22"/>
+          <w:szCs w:val="22"/>
+        </w:rPr>
+        <w:t xml:space="preserve">Liens ajoutés le 12/09/2026 (contrôle des attributions) : la page Apple ⛔ (nommée dans l'en-tête et dans la liste) et lenovo.com/fr étaient nommées sans lien ; elles répondent 200 à un navigateur. Texte inchangé.</w:t>
       </w:r>
     </w:p>
     <w:sectPr>
